--- a/dist/exports/kcet-isomerism_revision_notes.docx
+++ b/dist/exports/kcet-isomerism_revision_notes.docx
@@ -164,10 +164,10 @@
             <w:r>
               <w:rPr>
                 <w:b/>
-                <w:color w:val="2B6CB0"/>
+                <w:color w:val="718096"/>
                 <w:sz w:val="19"/>
               </w:rPr>
-              <w:t>High</w:t>
+              <w:t>Moderate</w:t>
             </w:r>
           </w:p>
         </w:tc>
@@ -189,7 +189,7 @@
                 <w:color w:val="2D3748"/>
                 <w:sz w:val="19"/>
               </w:rPr>
-              <w:t>Kcet Isomerism - Core Application</w:t>
+              <w:t>Basics Of Organic Chemistry — Applied Cases, Reactions &amp; Traps</w:t>
             </w:r>
           </w:p>
         </w:tc>
@@ -209,7 +209,7 @@
               <w:rPr>
                 <w:sz w:val="19"/>
               </w:rPr>
-              <w:t>10 PYQs</w:t>
+              <w:t>6 PYQs</w:t>
             </w:r>
           </w:p>
         </w:tc>
@@ -230,7 +230,181 @@
                 <w:color w:val="718096"/>
                 <w:sz w:val="19"/>
               </w:rPr>
-              <w:t>General Concept</w:t>
+              <w:t>Applied Topics</w:t>
+            </w:r>
+          </w:p>
+        </w:tc>
+      </w:tr>
+      <w:tr>
+        <w:tc>
+          <w:tcPr>
+            <w:tcW w:type="dxa" w:w="2160"/>
+            <w:shd w:fill="FFFFFF"/>
+            <w:tcMar>
+              <w:top w:w="80" w:type="dxa"/>
+              <w:bottom w:w="80" w:type="dxa"/>
+              <w:left w:w="150" w:type="dxa"/>
+              <w:right w:w="150" w:type="dxa"/>
+            </w:tcMar>
+          </w:tcPr>
+          <w:p>
+            <w:r>
+              <w:rPr>
+                <w:b/>
+                <w:color w:val="718096"/>
+                <w:sz w:val="19"/>
+              </w:rPr>
+              <w:t>Moderate</w:t>
+            </w:r>
+          </w:p>
+        </w:tc>
+        <w:tc>
+          <w:tcPr>
+            <w:tcW w:type="dxa" w:w="4320"/>
+            <w:shd w:fill="FFFFFF"/>
+            <w:tcMar>
+              <w:top w:w="80" w:type="dxa"/>
+              <w:bottom w:w="80" w:type="dxa"/>
+              <w:left w:w="150" w:type="dxa"/>
+              <w:right w:w="150" w:type="dxa"/>
+            </w:tcMar>
+          </w:tcPr>
+          <w:p>
+            <w:r>
+              <w:rPr>
+                <w:b/>
+                <w:color w:val="2D3748"/>
+                <w:sz w:val="19"/>
+              </w:rPr>
+              <w:t>Basics Of Organic Chemistry — Standard Calculations &amp; Problem Archetypes</w:t>
+            </w:r>
+          </w:p>
+        </w:tc>
+        <w:tc>
+          <w:tcPr>
+            <w:tcW w:type="dxa" w:w="1728"/>
+            <w:shd w:fill="FFFFFF"/>
+            <w:tcMar>
+              <w:top w:w="80" w:type="dxa"/>
+              <w:bottom w:w="80" w:type="dxa"/>
+              <w:left w:w="150" w:type="dxa"/>
+              <w:right w:w="150" w:type="dxa"/>
+            </w:tcMar>
+          </w:tcPr>
+          <w:p>
+            <w:r>
+              <w:rPr>
+                <w:sz w:val="19"/>
+              </w:rPr>
+              <w:t>3 PYQs</w:t>
+            </w:r>
+          </w:p>
+        </w:tc>
+        <w:tc>
+          <w:tcPr>
+            <w:tcW w:type="dxa" w:w="1872"/>
+            <w:shd w:fill="FFFFFF"/>
+            <w:tcMar>
+              <w:top w:w="80" w:type="dxa"/>
+              <w:bottom w:w="80" w:type="dxa"/>
+              <w:left w:w="150" w:type="dxa"/>
+              <w:right w:w="150" w:type="dxa"/>
+            </w:tcMar>
+          </w:tcPr>
+          <w:p>
+            <w:r>
+              <w:rPr>
+                <w:color w:val="718096"/>
+                <w:sz w:val="19"/>
+              </w:rPr>
+              <w:t>Quantitative Analysis</w:t>
+            </w:r>
+          </w:p>
+        </w:tc>
+      </w:tr>
+      <w:tr>
+        <w:tc>
+          <w:tcPr>
+            <w:tcW w:type="dxa" w:w="2160"/>
+            <w:shd w:fill="F7FAFC"/>
+            <w:tcMar>
+              <w:top w:w="80" w:type="dxa"/>
+              <w:bottom w:w="80" w:type="dxa"/>
+              <w:left w:w="150" w:type="dxa"/>
+              <w:right w:w="150" w:type="dxa"/>
+            </w:tcMar>
+          </w:tcPr>
+          <w:p>
+            <w:r>
+              <w:rPr>
+                <w:b/>
+                <w:color w:val="718096"/>
+                <w:sz w:val="19"/>
+              </w:rPr>
+              <w:t>Standard</w:t>
+            </w:r>
+          </w:p>
+        </w:tc>
+        <w:tc>
+          <w:tcPr>
+            <w:tcW w:type="dxa" w:w="4320"/>
+            <w:shd w:fill="F7FAFC"/>
+            <w:tcMar>
+              <w:top w:w="80" w:type="dxa"/>
+              <w:bottom w:w="80" w:type="dxa"/>
+              <w:left w:w="150" w:type="dxa"/>
+              <w:right w:w="150" w:type="dxa"/>
+            </w:tcMar>
+          </w:tcPr>
+          <w:p>
+            <w:r>
+              <w:rPr>
+                <w:b/>
+                <w:color w:val="2D3748"/>
+                <w:sz w:val="19"/>
+              </w:rPr>
+              <w:t>Basics Of Organic Chemistry — Core Principles &amp; Governing Laws</w:t>
+            </w:r>
+          </w:p>
+        </w:tc>
+        <w:tc>
+          <w:tcPr>
+            <w:tcW w:type="dxa" w:w="1728"/>
+            <w:shd w:fill="F7FAFC"/>
+            <w:tcMar>
+              <w:top w:w="80" w:type="dxa"/>
+              <w:bottom w:w="80" w:type="dxa"/>
+              <w:left w:w="150" w:type="dxa"/>
+              <w:right w:w="150" w:type="dxa"/>
+            </w:tcMar>
+          </w:tcPr>
+          <w:p>
+            <w:r>
+              <w:rPr>
+                <w:sz w:val="19"/>
+              </w:rPr>
+              <w:t>1 PYQs</w:t>
+            </w:r>
+          </w:p>
+        </w:tc>
+        <w:tc>
+          <w:tcPr>
+            <w:tcW w:type="dxa" w:w="1872"/>
+            <w:shd w:fill="F7FAFC"/>
+            <w:tcMar>
+              <w:top w:w="80" w:type="dxa"/>
+              <w:bottom w:w="80" w:type="dxa"/>
+              <w:left w:w="150" w:type="dxa"/>
+              <w:right w:w="150" w:type="dxa"/>
+            </w:tcMar>
+          </w:tcPr>
+          <w:p>
+            <w:r>
+              <w:rPr>
+                <w:color w:val="718096"/>
+                <w:sz w:val="19"/>
+              </w:rPr>
+              <w:t>Core Principle</w:t>
             </w:r>
           </w:p>
         </w:tc>
@@ -311,6 +485,98 @@
           </w:p>
         </w:tc>
       </w:tr>
+      <w:tr>
+        <w:tc>
+          <w:tcPr>
+            <w:tcW w:type="dxa" w:w="3600"/>
+            <w:shd w:fill="F7FAFC"/>
+            <w:tcMar>
+              <w:top w:w="100" w:type="dxa"/>
+              <w:bottom w:w="100" w:type="dxa"/>
+              <w:left w:w="150" w:type="dxa"/>
+              <w:right w:w="150" w:type="dxa"/>
+            </w:tcMar>
+          </w:tcPr>
+          <w:p>
+            <w:r>
+              <w:rPr>
+                <w:b/>
+                <w:color w:val="1A365D"/>
+                <w:sz w:val="19"/>
+              </w:rPr>
+              <w:t>Basics Of Organic Chemistry — Applied Cases, Reactions &amp; Traps</w:t>
+            </w:r>
+          </w:p>
+        </w:tc>
+        <w:tc>
+          <w:tcPr>
+            <w:tcW w:type="dxa" w:w="6480"/>
+            <w:shd w:fill="F7FAFC"/>
+            <w:tcMar>
+              <w:top w:w="100" w:type="dxa"/>
+              <w:bottom w:w="100" w:type="dxa"/>
+              <w:left w:w="150" w:type="dxa"/>
+              <w:right w:w="150" w:type="dxa"/>
+            </w:tcMar>
+          </w:tcPr>
+          <w:p>
+            <w:r>
+              <w:rPr>
+                <w:rFonts w:ascii="Cambria Math" w:hAnsi="Cambria Math"/>
+                <w:color w:val="2D3748"/>
+                <w:sz w:val="19"/>
+              </w:rPr>
+              <w:t>CH_{3}COCH_{3}, \quad CH_{3}CH=CHCH_{3}, \quad CH_{3}CH_{2}CHO</w:t>
+            </w:r>
+          </w:p>
+        </w:tc>
+      </w:tr>
+      <w:tr>
+        <w:tc>
+          <w:tcPr>
+            <w:tcW w:type="dxa" w:w="3600"/>
+            <w:shd w:fill="FFFFFF"/>
+            <w:tcMar>
+              <w:top w:w="100" w:type="dxa"/>
+              <w:bottom w:w="100" w:type="dxa"/>
+              <w:left w:w="150" w:type="dxa"/>
+              <w:right w:w="150" w:type="dxa"/>
+            </w:tcMar>
+          </w:tcPr>
+          <w:p>
+            <w:r>
+              <w:rPr>
+                <w:b/>
+                <w:color w:val="1A365D"/>
+                <w:sz w:val="19"/>
+              </w:rPr>
+              <w:t>Basics Of Organic Chemistry — Standard Calculations &amp; Problem Archetypes</w:t>
+            </w:r>
+          </w:p>
+        </w:tc>
+        <w:tc>
+          <w:tcPr>
+            <w:tcW w:type="dxa" w:w="6480"/>
+            <w:shd w:fill="FFFFFF"/>
+            <w:tcMar>
+              <w:top w:w="100" w:type="dxa"/>
+              <w:bottom w:w="100" w:type="dxa"/>
+              <w:left w:w="150" w:type="dxa"/>
+              <w:right w:w="150" w:type="dxa"/>
+            </w:tcMar>
+          </w:tcPr>
+          <w:p>
+            <w:r>
+              <w:rPr>
+                <w:rFonts w:ascii="Cambria Math" w:hAnsi="Cambria Math"/>
+                <w:color w:val="2D3748"/>
+                <w:sz w:val="19"/>
+              </w:rPr>
+              <w:t>[Fe(NO_{2})_{3}Cl_{3}], \quad \text{CH}_{3}-\text{CH}_{2}-\text{CH}_{2}-\text{CH}_{2}-\text{CH}_{3}, \quad \text{C}_{5}\text{H}_{12}</w:t>
+            </w:r>
+          </w:p>
+        </w:tc>
+      </w:tr>
     </w:tbl>
     <w:p>
       <w:pPr>
@@ -338,7 +604,7 @@
           <w:color w:val="2B6CB0"/>
           <w:sz w:val="24"/>
         </w:rPr>
-        <w:t>3.1 Kcet Isomerism - Core Application (High Yield — 10 PYQs)</w:t>
+        <w:t>3.1 Basics Of Organic Chemistry — Applied Cases, Reactions &amp; Traps (Moderate Yield — 6 PYQs)</w:t>
       </w:r>
     </w:p>
     <w:p>
@@ -353,7 +619,7 @@
         <w:rPr>
           <w:sz w:val="20"/>
         </w:rPr>
-        <w:t>Key problem pattern in Kcet Isomerism.</w:t>
+        <w:t>Special cases, experimental observations, and conceptual traps designed to test deep understanding of Basics Of Organic Chemistry.</w:t>
       </w:r>
     </w:p>
     <w:tbl>
@@ -391,7 +657,7 @@
                 <w:color w:val="2D3748"/>
                 <w:sz w:val="19"/>
               </w:rPr>
-              <w:t>Watch for algebraic and sign errors.</w:t>
+              <w:t>Read questions carefully for keywords like 'incorrect', 'not true', or non-standard conditions.</w:t>
             </w:r>
           </w:p>
         </w:tc>
@@ -432,7 +698,215 @@
                 <w:color w:val="2D3748"/>
                 <w:sz w:val="19"/>
               </w:rPr>
-              <w:t>Verify dimensions and boundary conditions.</w:t>
+              <w:t>Elimination of extreme or unphysical answer choices improves accuracy in assertion-reason and multiple-statement questions.</w:t>
+            </w:r>
+          </w:p>
+        </w:tc>
+      </w:tr>
+    </w:tbl>
+    <w:p>
+      <w:pPr>
+        <w:spacing w:before="120" w:after="40"/>
+      </w:pPr>
+      <w:r>
+        <w:rPr>
+          <w:b/>
+          <w:color w:val="1A365D"/>
+          <w:sz w:val="19"/>
+        </w:rPr>
+        <w:t>Source PYQs testing this concept:</w:t>
+      </w:r>
+    </w:p>
+    <w:p>
+      <w:pPr>
+        <w:pStyle w:val="ListBullet"/>
+        <w:spacing w:after="40"/>
+      </w:pPr>
+      <w:r>
+        <w:rPr>
+          <w:b/>
+          <w:sz w:val="18"/>
+        </w:rPr>
+        <w:t xml:space="preserve">[2025 Shift] Q#2 (MCQ): </w:t>
+      </w:r>
+      <w:r>
+        <w:rPr>
+          <w:sz w:val="18"/>
+        </w:rPr>
+        <w:t xml:space="preserve">"Among the following, identify the compound that is not an isomer of hexane..."  </w:t>
+      </w:r>
+      <w:r>
+        <w:rPr>
+          <w:b/>
+          <w:color w:val="2B6CB0"/>
+          <w:sz w:val="18"/>
+        </w:rPr>
+        <w:t>[Ans: N/A]</w:t>
+      </w:r>
+    </w:p>
+    <w:p>
+      <w:pPr>
+        <w:pStyle w:val="ListBullet"/>
+        <w:spacing w:after="40"/>
+      </w:pPr>
+      <w:r>
+        <w:rPr>
+          <w:b/>
+          <w:sz w:val="18"/>
+        </w:rPr>
+        <w:t xml:space="preserve">[2023 Shift] Q#4 (MCQ): </w:t>
+      </w:r>
+      <w:r>
+        <w:rPr>
+          <w:sz w:val="18"/>
+        </w:rPr>
+        <w:t xml:space="preserve">"A pair of compounds having the same boiling points are..."  </w:t>
+      </w:r>
+      <w:r>
+        <w:rPr>
+          <w:b/>
+          <w:color w:val="2B6CB0"/>
+          <w:sz w:val="18"/>
+        </w:rPr>
+        <w:t>[Ans: N/A]</w:t>
+      </w:r>
+    </w:p>
+    <w:p>
+      <w:pPr>
+        <w:pStyle w:val="ListBullet"/>
+        <w:spacing w:after="40"/>
+      </w:pPr>
+      <w:r>
+        <w:rPr>
+          <w:b/>
+          <w:sz w:val="18"/>
+        </w:rPr>
+        <w:t xml:space="preserve">[2020 Shift] Q#1 (MCQ): </w:t>
+      </w:r>
+      <w:r>
+        <w:rPr>
+          <w:sz w:val="18"/>
+        </w:rPr>
+        <w:t xml:space="preserve">"In the reaction, The number of possible isomers for the organic compound X is..."  </w:t>
+      </w:r>
+      <w:r>
+        <w:rPr>
+          <w:b/>
+          <w:color w:val="2B6CB0"/>
+          <w:sz w:val="18"/>
+        </w:rPr>
+        <w:t>[Ans: N/A]</w:t>
+      </w:r>
+    </w:p>
+    <w:p>
+      <w:pPr>
+        <w:spacing w:after="120"/>
+      </w:pPr>
+    </w:p>
+    <w:p>
+      <w:pPr>
+        <w:pStyle w:val="Heading2"/>
+      </w:pPr>
+      <w:r>
+        <w:rPr>
+          <w:color w:val="2B6CB0"/>
+          <w:sz w:val="24"/>
+        </w:rPr>
+        <w:t>3.2 Basics Of Organic Chemistry — Standard Calculations &amp; Problem Archetypes (Moderate Yield — 3 PYQs)</w:t>
+      </w:r>
+    </w:p>
+    <w:p>
+      <w:r>
+        <w:rPr>
+          <w:b/>
+          <w:sz w:val="20"/>
+        </w:rPr>
+        <w:t xml:space="preserve">Core Principle: </w:t>
+      </w:r>
+      <w:r>
+        <w:rPr>
+          <w:sz w:val="20"/>
+        </w:rPr>
+        <w:t>Quantitative numerical problem-solving techniques and standard question patterns frequently seen in Basics Of Organic Chemistry.</w:t>
+      </w:r>
+    </w:p>
+    <w:tbl>
+      <w:tblPr>
+        <w:tblW w:type="auto" w:w="0"/>
+        <w:jc w:val="center"/>
+        <w:tblLook w:firstColumn="1" w:firstRow="1" w:lastColumn="0" w:lastRow="0" w:noHBand="0" w:noVBand="1" w:val="04A0"/>
+      </w:tblPr>
+      <w:tblGrid>
+        <w:gridCol w:w="10080"/>
+      </w:tblGrid>
+      <w:tr>
+        <w:tc>
+          <w:tcPr>
+            <w:tcW w:type="dxa" w:w="10080"/>
+            <w:shd w:fill="FFF5F5"/>
+            <w:tcMar>
+              <w:top w:w="100" w:type="dxa"/>
+              <w:bottom w:w="100" w:type="dxa"/>
+              <w:left w:w="150" w:type="dxa"/>
+              <w:right w:w="150" w:type="dxa"/>
+            </w:tcMar>
+          </w:tcPr>
+          <w:p>
+            <w:r>
+              <w:rPr>
+                <w:b/>
+                <w:color w:val="C53030"/>
+                <w:sz w:val="19"/>
+              </w:rPr>
+              <w:t xml:space="preserve">⚠️ Common Trap / JEE Pitfall: </w:t>
+            </w:r>
+            <w:r>
+              <w:rPr>
+                <w:color w:val="2D3748"/>
+                <w:sz w:val="19"/>
+              </w:rPr>
+              <w:t>Watch for algebraic rounding, stoichiometric balancing, and boundary condition checks.</w:t>
+            </w:r>
+          </w:p>
+        </w:tc>
+      </w:tr>
+    </w:tbl>
+    <w:tbl>
+      <w:tblPr>
+        <w:tblW w:type="auto" w:w="0"/>
+        <w:jc w:val="center"/>
+        <w:tblLook w:firstColumn="1" w:firstRow="1" w:lastColumn="0" w:lastRow="0" w:noHBand="0" w:noVBand="1" w:val="04A0"/>
+      </w:tblPr>
+      <w:tblGrid>
+        <w:gridCol w:w="10080"/>
+      </w:tblGrid>
+      <w:tr>
+        <w:tc>
+          <w:tcPr>
+            <w:tcW w:type="dxa" w:w="10080"/>
+            <w:shd w:fill="F0FFF4"/>
+            <w:tcMar>
+              <w:top w:w="100" w:type="dxa"/>
+              <w:bottom w:w="100" w:type="dxa"/>
+              <w:left w:w="150" w:type="dxa"/>
+              <w:right w:w="150" w:type="dxa"/>
+            </w:tcMar>
+          </w:tcPr>
+          <w:p>
+            <w:r>
+              <w:rPr>
+                <w:b/>
+                <w:color w:val="276749"/>
+                <w:sz w:val="19"/>
+              </w:rPr>
+              <w:t xml:space="preserve">💡 Speed Hack / Trick: </w:t>
+            </w:r>
+            <w:r>
+              <w:rPr>
+                <w:color w:val="2D3748"/>
+                <w:sz w:val="19"/>
+              </w:rPr>
+              <w:t>Dimensional consistency checks and ratio comparisons can quickly eliminate incorrect options.</w:t>
             </w:r>
           </w:p>
         </w:tc>
@@ -488,13 +962,13 @@
           <w:b/>
           <w:sz w:val="18"/>
         </w:rPr>
-        <w:t xml:space="preserve">[2025 Shift] Q#2 (MCQ): </w:t>
+        <w:t xml:space="preserve">[2018 Shift] Q#1 (MCQ): </w:t>
       </w:r>
       <w:r>
         <w:rPr>
           <w:sz w:val="18"/>
         </w:rPr>
-        <w:t xml:space="preserve">"Among the following, identify the compound that is not an isomer of hexane..."  </w:t>
+        <w:t xml:space="preserve">"[Fe(NO_(2))_(3)Cl_(3)] and [Fe(O-NO)_(3)Cl_(3)] shows..."  </w:t>
       </w:r>
       <w:r>
         <w:rPr>
@@ -503,6 +977,160 @@
           <w:sz w:val="18"/>
         </w:rPr>
         <w:t>[Ans: N/A]</w:t>
+      </w:r>
+    </w:p>
+    <w:p>
+      <w:pPr>
+        <w:pStyle w:val="ListBullet"/>
+        <w:spacing w:after="40"/>
+      </w:pPr>
+      <w:r>
+        <w:rPr>
+          <w:b/>
+          <w:sz w:val="18"/>
+        </w:rPr>
+        <w:t xml:space="preserve">[2018 Shift] Q#4 (MCQ): </w:t>
+      </w:r>
+      <w:r>
+        <w:rPr>
+          <w:sz w:val="18"/>
+        </w:rPr>
+        <w:t xml:space="preserve">"The two forms of D-glucopyranose are called..."  </w:t>
+      </w:r>
+      <w:r>
+        <w:rPr>
+          <w:b/>
+          <w:color w:val="2B6CB0"/>
+          <w:sz w:val="18"/>
+        </w:rPr>
+        <w:t>[Ans: N/A]</w:t>
+      </w:r>
+    </w:p>
+    <w:p>
+      <w:pPr>
+        <w:spacing w:after="120"/>
+      </w:pPr>
+    </w:p>
+    <w:p>
+      <w:pPr>
+        <w:pStyle w:val="Heading2"/>
+      </w:pPr>
+      <w:r>
+        <w:rPr>
+          <w:color w:val="2B6CB0"/>
+          <w:sz w:val="24"/>
+        </w:rPr>
+        <w:t>3.3 Basics Of Organic Chemistry — Core Principles &amp; Governing Laws (Standard Yield — 1 PYQs)</w:t>
+      </w:r>
+    </w:p>
+    <w:p>
+      <w:r>
+        <w:rPr>
+          <w:b/>
+          <w:sz w:val="20"/>
+        </w:rPr>
+        <w:t xml:space="preserve">Core Principle: </w:t>
+      </w:r>
+      <w:r>
+        <w:rPr>
+          <w:sz w:val="20"/>
+        </w:rPr>
+        <w:t>Fundamental definitions, core postulates, and governing physical/chemical relations in Basics Of Organic Chemistry.</w:t>
+      </w:r>
+    </w:p>
+    <w:tbl>
+      <w:tblPr>
+        <w:tblW w:type="auto" w:w="0"/>
+        <w:jc w:val="center"/>
+        <w:tblLook w:firstColumn="1" w:firstRow="1" w:lastColumn="0" w:lastRow="0" w:noHBand="0" w:noVBand="1" w:val="04A0"/>
+      </w:tblPr>
+      <w:tblGrid>
+        <w:gridCol w:w="10080"/>
+      </w:tblGrid>
+      <w:tr>
+        <w:tc>
+          <w:tcPr>
+            <w:tcW w:type="dxa" w:w="10080"/>
+            <w:shd w:fill="FFF5F5"/>
+            <w:tcMar>
+              <w:top w:w="100" w:type="dxa"/>
+              <w:bottom w:w="100" w:type="dxa"/>
+              <w:left w:w="150" w:type="dxa"/>
+              <w:right w:w="150" w:type="dxa"/>
+            </w:tcMar>
+          </w:tcPr>
+          <w:p>
+            <w:r>
+              <w:rPr>
+                <w:b/>
+                <w:color w:val="C53030"/>
+                <w:sz w:val="19"/>
+              </w:rPr>
+              <w:t xml:space="preserve">⚠️ Common Trap / JEE Pitfall: </w:t>
+            </w:r>
+            <w:r>
+              <w:rPr>
+                <w:color w:val="2D3748"/>
+                <w:sz w:val="19"/>
+              </w:rPr>
+              <w:t>Carefully verify units, standard reference states, and sign conventions in Basics Of Organic Chemistry.</w:t>
+            </w:r>
+          </w:p>
+        </w:tc>
+      </w:tr>
+    </w:tbl>
+    <w:tbl>
+      <w:tblPr>
+        <w:tblW w:type="auto" w:w="0"/>
+        <w:jc w:val="center"/>
+        <w:tblLook w:firstColumn="1" w:firstRow="1" w:lastColumn="0" w:lastRow="0" w:noHBand="0" w:noVBand="1" w:val="04A0"/>
+      </w:tblPr>
+      <w:tblGrid>
+        <w:gridCol w:w="10080"/>
+      </w:tblGrid>
+      <w:tr>
+        <w:tc>
+          <w:tcPr>
+            <w:tcW w:type="dxa" w:w="10080"/>
+            <w:shd w:fill="F0FFF4"/>
+            <w:tcMar>
+              <w:top w:w="100" w:type="dxa"/>
+              <w:bottom w:w="100" w:type="dxa"/>
+              <w:left w:w="150" w:type="dxa"/>
+              <w:right w:w="150" w:type="dxa"/>
+            </w:tcMar>
+          </w:tcPr>
+          <w:p>
+            <w:r>
+              <w:rPr>
+                <w:b/>
+                <w:color w:val="276749"/>
+                <w:sz w:val="19"/>
+              </w:rPr>
+              <w:t xml:space="preserve">💡 Speed Hack / Trick: </w:t>
+            </w:r>
+            <w:r>
+              <w:rPr>
+                <w:color w:val="2D3748"/>
+                <w:sz w:val="19"/>
+              </w:rPr>
+              <w:t>Focus on high-yield formulas and standard limiting approximations tested in Basics Of Organic Chemistry PYQs.</w:t>
+            </w:r>
+          </w:p>
+        </w:tc>
+      </w:tr>
+    </w:tbl>
+    <w:p>
+      <w:pPr>
+        <w:spacing w:before="120" w:after="40"/>
+      </w:pPr>
+      <w:r>
+        <w:rPr>
+          <w:b/>
+          <w:color w:val="1A365D"/>
+          <w:sz w:val="19"/>
+        </w:rPr>
+        <w:t>Source PYQs testing this concept:</w:t>
       </w:r>
     </w:p>
     <w:p>
@@ -660,6 +1288,248 @@
               <w:t>Solution Analysis:</w:t>
               <w:br/>
               <w:t>For the hydrocarbon with molecular formula C_(5)H_(12) , we need to count the possible chain isomers. C_(5)H_(12) is an alkane. Chain isomerism occurs when the carbon skeleton is arranged in different ways. The possible structures are: Straight chain: CH_(3)-CH_(2)-CH_(2)-CH_(2)-CH_(3) This is pentane. One methyl branch: CH_(3)-CH(CH_(3))-CH_(2)-CH_(3) This is 2 -methylbutane. Two methyl branches on the middle carbon: C(CH_(3))_(4) This is 2,2 -dimethylpropane. So, the number of chain isomers of C_(5)H_(12) is: 3 Correct option: Option B, 3</w:t>
+            </w:r>
+          </w:p>
+        </w:tc>
+      </w:tr>
+    </w:tbl>
+    <w:p>
+      <w:pPr>
+        <w:spacing w:after="120"/>
+      </w:pPr>
+    </w:p>
+    <w:p>
+      <w:pPr>
+        <w:spacing w:before="160" w:after="40"/>
+      </w:pPr>
+      <w:r>
+        <w:rPr>
+          <w:b/>
+          <w:color w:val="1A365D"/>
+          <w:sz w:val="22"/>
+        </w:rPr>
+        <w:t>Benchmark Problem 2: KCET 2024 (Q#3)</w:t>
+      </w:r>
+    </w:p>
+    <w:p>
+      <w:pPr>
+        <w:spacing w:after="80"/>
+      </w:pPr>
+      <w:r>
+        <w:rPr>
+          <w:sz w:val="20"/>
+        </w:rPr>
+        <w:t>Propanone and propanal are</w:t>
+      </w:r>
+    </w:p>
+    <w:p>
+      <w:pPr>
+        <w:pStyle w:val="ListBullet"/>
+        <w:spacing w:after="20"/>
+      </w:pPr>
+      <w:r>
+        <w:rPr>
+          <w:sz w:val="19"/>
+        </w:rPr>
+        <w:t>(A) position isomers</w:t>
+      </w:r>
+    </w:p>
+    <w:p>
+      <w:pPr>
+        <w:pStyle w:val="ListBullet"/>
+        <w:spacing w:after="20"/>
+      </w:pPr>
+      <w:r>
+        <w:rPr>
+          <w:sz w:val="19"/>
+        </w:rPr>
+        <w:t>(B) functional isomers</w:t>
+      </w:r>
+    </w:p>
+    <w:p>
+      <w:pPr>
+        <w:pStyle w:val="ListBullet"/>
+        <w:spacing w:after="20"/>
+      </w:pPr>
+      <w:r>
+        <w:rPr>
+          <w:sz w:val="19"/>
+        </w:rPr>
+        <w:t>(C) chain isomers</w:t>
+      </w:r>
+    </w:p>
+    <w:p>
+      <w:pPr>
+        <w:pStyle w:val="ListBullet"/>
+        <w:spacing w:after="20"/>
+      </w:pPr>
+      <w:r>
+        <w:rPr>
+          <w:sz w:val="19"/>
+        </w:rPr>
+        <w:t>(D) geometrical isomers</w:t>
+      </w:r>
+    </w:p>
+    <w:tbl>
+      <w:tblPr>
+        <w:tblW w:type="auto" w:w="0"/>
+        <w:jc w:val="center"/>
+        <w:tblLook w:firstColumn="1" w:firstRow="1" w:lastColumn="0" w:lastRow="0" w:noHBand="0" w:noVBand="1" w:val="04A0"/>
+      </w:tblPr>
+      <w:tblGrid>
+        <w:gridCol w:w="10080"/>
+      </w:tblGrid>
+      <w:tr>
+        <w:tc>
+          <w:tcPr>
+            <w:tcW w:type="dxa" w:w="10080"/>
+            <w:shd w:fill="F7FAFC"/>
+            <w:tcMar>
+              <w:top w:w="100" w:type="dxa"/>
+              <w:bottom w:w="100" w:type="dxa"/>
+              <w:left w:w="150" w:type="dxa"/>
+              <w:right w:w="150" w:type="dxa"/>
+            </w:tcMar>
+          </w:tcPr>
+          <w:p>
+            <w:r>
+              <w:rPr>
+                <w:b/>
+                <w:color w:val="1A365D"/>
+                <w:sz w:val="19"/>
+              </w:rPr>
+              <w:t>Correct Answer: None</w:t>
+              <w:br/>
+            </w:r>
+            <w:r>
+              <w:rPr>
+                <w:color w:val="2D3748"/>
+                <w:sz w:val="18"/>
+              </w:rPr>
+              <w:t>Solution Analysis:</w:t>
+              <w:br/>
+              <w:t>Propanone and propanal have the same molecular formula but different functional group i.e. ketone and aldehyde respective. Hence, these two are the functional isomers of each other.</w:t>
+            </w:r>
+          </w:p>
+        </w:tc>
+      </w:tr>
+    </w:tbl>
+    <w:p>
+      <w:pPr>
+        <w:spacing w:after="120"/>
+      </w:pPr>
+    </w:p>
+    <w:p>
+      <w:pPr>
+        <w:spacing w:before="160" w:after="40"/>
+      </w:pPr>
+      <w:r>
+        <w:rPr>
+          <w:b/>
+          <w:color w:val="1A365D"/>
+          <w:sz w:val="22"/>
+        </w:rPr>
+        <w:t>Benchmark Problem 3: KCET 2023 (Q#4)</w:t>
+      </w:r>
+    </w:p>
+    <w:p>
+      <w:pPr>
+        <w:spacing w:after="80"/>
+      </w:pPr>
+      <w:r>
+        <w:rPr>
+          <w:sz w:val="20"/>
+        </w:rPr>
+        <w:t>A pair of compounds having the same boiling points are</w:t>
+      </w:r>
+    </w:p>
+    <w:p>
+      <w:pPr>
+        <w:pStyle w:val="ListBullet"/>
+        <w:spacing w:after="20"/>
+      </w:pPr>
+      <w:r>
+        <w:rPr>
+          <w:sz w:val="19"/>
+        </w:rPr>
+        <w:t>(A) cis but-2-ene and trans but-2-ene</w:t>
+      </w:r>
+    </w:p>
+    <w:p>
+      <w:pPr>
+        <w:pStyle w:val="ListBullet"/>
+        <w:spacing w:after="20"/>
+      </w:pPr>
+      <w:r>
+        <w:rPr>
+          <w:sz w:val="19"/>
+        </w:rPr>
+        <w:t>(B) n-hexane and neo-hexane</w:t>
+      </w:r>
+    </w:p>
+    <w:p>
+      <w:pPr>
+        <w:pStyle w:val="ListBullet"/>
+        <w:spacing w:after="20"/>
+      </w:pPr>
+      <w:r>
+        <w:rPr>
+          <w:sz w:val="19"/>
+        </w:rPr>
+        <w:t>(C) benzene and naphthalene</w:t>
+      </w:r>
+    </w:p>
+    <w:p>
+      <w:pPr>
+        <w:pStyle w:val="ListBullet"/>
+        <w:spacing w:after="20"/>
+      </w:pPr>
+      <w:r>
+        <w:rPr>
+          <w:sz w:val="19"/>
+        </w:rPr>
+        <w:t>(D) (+) butan-2-ol and (-) butan-2-ol</w:t>
+      </w:r>
+    </w:p>
+    <w:tbl>
+      <w:tblPr>
+        <w:tblW w:type="auto" w:w="0"/>
+        <w:jc w:val="center"/>
+        <w:tblLook w:firstColumn="1" w:firstRow="1" w:lastColumn="0" w:lastRow="0" w:noHBand="0" w:noVBand="1" w:val="04A0"/>
+      </w:tblPr>
+      <w:tblGrid>
+        <w:gridCol w:w="10080"/>
+      </w:tblGrid>
+      <w:tr>
+        <w:tc>
+          <w:tcPr>
+            <w:tcW w:type="dxa" w:w="10080"/>
+            <w:shd w:fill="F7FAFC"/>
+            <w:tcMar>
+              <w:top w:w="100" w:type="dxa"/>
+              <w:bottom w:w="100" w:type="dxa"/>
+              <w:left w:w="150" w:type="dxa"/>
+              <w:right w:w="150" w:type="dxa"/>
+            </w:tcMar>
+          </w:tcPr>
+          <w:p>
+            <w:r>
+              <w:rPr>
+                <w:b/>
+                <w:color w:val="1A365D"/>
+                <w:sz w:val="19"/>
+              </w:rPr>
+              <w:t>Correct Answer: None</w:t>
+              <w:br/>
+            </w:r>
+            <w:r>
+              <w:rPr>
+                <w:color w:val="2D3748"/>
+                <w:sz w:val="18"/>
+              </w:rPr>
+              <w:t>Solution Analysis:</w:t>
+              <w:br/>
+              <w:t>The correct answer to the question: "A pair of compounds having the same boiling points are," is Option D: (+) butan-2-ol and (-) butan-2-ol. Let's explain why the other options are incorrect: Option A: cis but-2-ene and trans but-2-ene have different spatial arrangements around the double bond. This difference in geometry leads to different physical properties, especially boiling points. Typically, the trans isomers are less polar and have a lower boiling point compared to the cis isomers. Option B: n-hexane and neo-hexane (more correctly called 2,2-dimethylbutane) are structural isomers, which means they have different structures and thus different intermolecular forces and boiling points. n-hexane is a straight-chain alkane, whereas neo-hexane is a highly branched alkane. The increased branching in neo-hexane decreases the surface area for intermolecular interactions, leading to a lower boiling point than n-hexane. Option C: Benzene and naphthalene are aromatic hydrocarbons, but they are not isomeric. Benzene has a single aromatic ring, while naphthalene has two fused aromatic rings. This difference results in naphthalene having a significantly higher boiling point than benzene due to the larger surface area and greater London dispersion forces in naphthalene. Option D: (+) butan-2-ol and (-) butan-2-ol are enantiomers, which are stereoisomers that are non-superposable mirror images of each other. Enantiomers have identical physical properties (e.g., boiling point, melting point) in a non-chiral environment because they share the same molecular formula and connectivities. The (+) and (-) refer to the different optical activities of the molecules; that is, they rotate plane-polarized light in different directions, but this does not affect the boiling point of the compound. Therefore, the only pair of compounds listed with the exact same boiling point would be the R and S enantiomers of butan-2-ol (also known as (+) and (-) butan-2-ol), as noted in Option D.</w:t>
             </w:r>
           </w:p>
         </w:tc>

--- a/dist/exports/kcet-isomerism_revision_notes.docx
+++ b/dist/exports/kcet-isomerism_revision_notes.docx
@@ -13,7 +13,7 @@
           <w:color w:val="1A365D"/>
           <w:sz w:val="44"/>
         </w:rPr>
-        <w:t>JEE MAIN REVISION MASTER: ISOMERISM 2026 1 QUESTIONS 1.67% WEIGHTAGE</w:t>
+        <w:t>JEE MAIN REVISION MASTER: ISOMERISM</w:t>
       </w:r>
     </w:p>
     <w:p>
@@ -189,7 +189,7 @@
                 <w:color w:val="2D3748"/>
                 <w:sz w:val="19"/>
               </w:rPr>
-              <w:t>Basics Of Organic Chemistry — Applied Cases, Reactions &amp; Traps</w:t>
+              <w:t>Basics Of Organic Chemistry — Core Principles &amp; Governing Laws</w:t>
             </w:r>
           </w:p>
         </w:tc>
@@ -209,7 +209,7 @@
               <w:rPr>
                 <w:sz w:val="19"/>
               </w:rPr>
-              <w:t>6 PYQs</w:t>
+              <w:t>5 PYQs</w:t>
             </w:r>
           </w:p>
         </w:tc>
@@ -230,7 +230,7 @@
                 <w:color w:val="718096"/>
                 <w:sz w:val="19"/>
               </w:rPr>
-              <w:t>Applied Topics</w:t>
+              <w:t>Core Principle</w:t>
             </w:r>
           </w:p>
         </w:tc>
@@ -276,7 +276,7 @@
                 <w:color w:val="2D3748"/>
                 <w:sz w:val="19"/>
               </w:rPr>
-              <w:t>Basics Of Organic Chemistry — Standard Calculations &amp; Problem Archetypes</w:t>
+              <w:t>Basics Of Organic Chemistry — Applied Cases, Reactions &amp; Traps</w:t>
             </w:r>
           </w:p>
         </w:tc>
@@ -296,7 +296,7 @@
               <w:rPr>
                 <w:sz w:val="19"/>
               </w:rPr>
-              <w:t>3 PYQs</w:t>
+              <w:t>5 PYQs</w:t>
             </w:r>
           </w:p>
         </w:tc>
@@ -317,7 +317,7 @@
                 <w:color w:val="718096"/>
                 <w:sz w:val="19"/>
               </w:rPr>
-              <w:t>Quantitative Analysis</w:t>
+              <w:t>Applied Topics</w:t>
             </w:r>
           </w:p>
         </w:tc>
@@ -363,7 +363,7 @@
                 <w:color w:val="2D3748"/>
                 <w:sz w:val="19"/>
               </w:rPr>
-              <w:t>Basics Of Organic Chemistry — Core Principles &amp; Governing Laws</w:t>
+              <w:t>Basics Of Organic Chemistry — Standard Calculations &amp; Problem Archetypes</w:t>
             </w:r>
           </w:p>
         </w:tc>
@@ -383,7 +383,7 @@
               <w:rPr>
                 <w:sz w:val="19"/>
               </w:rPr>
-              <w:t>1 PYQs</w:t>
+              <w:t>0 PYQs</w:t>
             </w:r>
           </w:p>
         </w:tc>
@@ -404,7 +404,7 @@
                 <w:color w:val="718096"/>
                 <w:sz w:val="19"/>
               </w:rPr>
-              <w:t>Core Principle</w:t>
+              <w:t>Quantitative Analysis</w:t>
             </w:r>
           </w:p>
         </w:tc>
@@ -504,7 +504,7 @@
                 <w:color w:val="1A365D"/>
                 <w:sz w:val="19"/>
               </w:rPr>
-              <w:t>Basics Of Organic Chemistry — Applied Cases, Reactions &amp; Traps</w:t>
+              <w:t>Basics Of Organic Chemistry — Core Principles &amp; Governing Laws</w:t>
             </w:r>
           </w:p>
         </w:tc>
@@ -526,7 +526,7 @@
                 <w:color w:val="2D3748"/>
                 <w:sz w:val="19"/>
               </w:rPr>
-              <w:t>CH_{3}COCH_{3}, \quad CH_{3}CH=CHCH_{3}, \quad CH_{3}CH_{2}CHO</w:t>
+              <w:t>[Fe(O-NO)_{3}Cl_{3}], \quad CH_{3}CH_{2}CHO, \quad \text{C}_{5}\text{H}_{12}</w:t>
             </w:r>
           </w:p>
         </w:tc>
@@ -550,7 +550,7 @@
                 <w:color w:val="1A365D"/>
                 <w:sz w:val="19"/>
               </w:rPr>
-              <w:t>Basics Of Organic Chemistry — Standard Calculations &amp; Problem Archetypes</w:t>
+              <w:t>Basics Of Organic Chemistry — Applied Cases, Reactions &amp; Traps</w:t>
             </w:r>
           </w:p>
         </w:tc>
@@ -572,7 +572,7 @@
                 <w:color w:val="2D3748"/>
                 <w:sz w:val="19"/>
               </w:rPr>
-              <w:t>[Fe(NO_{2})_{3}Cl_{3}], \quad \text{CH}_{3}-\text{CH}_{2}-\text{CH}_{2}-\text{CH}_{2}-\text{CH}_{3}, \quad \text{C}_{5}\text{H}_{12}</w:t>
+              <w:t>CH_{3}CH=CHCH_{3}, \quad H_{3}C-CH_{2}-CH_{2}-CH_{3}\text{.}</w:t>
             </w:r>
           </w:p>
         </w:tc>
@@ -604,7 +604,215 @@
           <w:color w:val="2B6CB0"/>
           <w:sz w:val="24"/>
         </w:rPr>
-        <w:t>3.1 Basics Of Organic Chemistry — Applied Cases, Reactions &amp; Traps (Moderate Yield — 6 PYQs)</w:t>
+        <w:t>3.1 Basics Of Organic Chemistry — Core Principles &amp; Governing Laws (Moderate Yield — 5 PYQs)</w:t>
+      </w:r>
+    </w:p>
+    <w:p>
+      <w:r>
+        <w:rPr>
+          <w:b/>
+          <w:sz w:val="20"/>
+        </w:rPr>
+        <w:t xml:space="preserve">Core Principle: </w:t>
+      </w:r>
+      <w:r>
+        <w:rPr>
+          <w:sz w:val="20"/>
+        </w:rPr>
+        <w:t>Fundamental definitions, core postulates, and governing physical/chemical relations in Basics Of Organic Chemistry.</w:t>
+      </w:r>
+    </w:p>
+    <w:tbl>
+      <w:tblPr>
+        <w:tblW w:type="auto" w:w="0"/>
+        <w:jc w:val="center"/>
+        <w:tblLook w:firstColumn="1" w:firstRow="1" w:lastColumn="0" w:lastRow="0" w:noHBand="0" w:noVBand="1" w:val="04A0"/>
+      </w:tblPr>
+      <w:tblGrid>
+        <w:gridCol w:w="10080"/>
+      </w:tblGrid>
+      <w:tr>
+        <w:tc>
+          <w:tcPr>
+            <w:tcW w:type="dxa" w:w="10080"/>
+            <w:shd w:fill="FFF5F5"/>
+            <w:tcMar>
+              <w:top w:w="100" w:type="dxa"/>
+              <w:bottom w:w="100" w:type="dxa"/>
+              <w:left w:w="150" w:type="dxa"/>
+              <w:right w:w="150" w:type="dxa"/>
+            </w:tcMar>
+          </w:tcPr>
+          <w:p>
+            <w:r>
+              <w:rPr>
+                <w:b/>
+                <w:color w:val="C53030"/>
+                <w:sz w:val="19"/>
+              </w:rPr>
+              <w:t xml:space="preserve">⚠️ Common Trap / JEE Pitfall: </w:t>
+            </w:r>
+            <w:r>
+              <w:rPr>
+                <w:color w:val="2D3748"/>
+                <w:sz w:val="19"/>
+              </w:rPr>
+              <w:t>Carefully verify units, standard reference states, and sign conventions in Basics Of Organic Chemistry.</w:t>
+            </w:r>
+          </w:p>
+        </w:tc>
+      </w:tr>
+    </w:tbl>
+    <w:tbl>
+      <w:tblPr>
+        <w:tblW w:type="auto" w:w="0"/>
+        <w:jc w:val="center"/>
+        <w:tblLook w:firstColumn="1" w:firstRow="1" w:lastColumn="0" w:lastRow="0" w:noHBand="0" w:noVBand="1" w:val="04A0"/>
+      </w:tblPr>
+      <w:tblGrid>
+        <w:gridCol w:w="10080"/>
+      </w:tblGrid>
+      <w:tr>
+        <w:tc>
+          <w:tcPr>
+            <w:tcW w:type="dxa" w:w="10080"/>
+            <w:shd w:fill="F0FFF4"/>
+            <w:tcMar>
+              <w:top w:w="100" w:type="dxa"/>
+              <w:bottom w:w="100" w:type="dxa"/>
+              <w:left w:w="150" w:type="dxa"/>
+              <w:right w:w="150" w:type="dxa"/>
+            </w:tcMar>
+          </w:tcPr>
+          <w:p>
+            <w:r>
+              <w:rPr>
+                <w:b/>
+                <w:color w:val="276749"/>
+                <w:sz w:val="19"/>
+              </w:rPr>
+              <w:t xml:space="preserve">💡 Speed Hack / Trick: </w:t>
+            </w:r>
+            <w:r>
+              <w:rPr>
+                <w:color w:val="2D3748"/>
+                <w:sz w:val="19"/>
+              </w:rPr>
+              <w:t>Focus on high-yield formulas and standard limiting approximations tested in Basics Of Organic Chemistry PYQs.</w:t>
+            </w:r>
+          </w:p>
+        </w:tc>
+      </w:tr>
+    </w:tbl>
+    <w:p>
+      <w:pPr>
+        <w:spacing w:before="120" w:after="40"/>
+      </w:pPr>
+      <w:r>
+        <w:rPr>
+          <w:b/>
+          <w:color w:val="1A365D"/>
+          <w:sz w:val="19"/>
+        </w:rPr>
+        <w:t>Source PYQs testing this concept:</w:t>
+      </w:r>
+    </w:p>
+    <w:p>
+      <w:pPr>
+        <w:pStyle w:val="ListBullet"/>
+        <w:spacing w:after="40"/>
+      </w:pPr>
+      <w:r>
+        <w:rPr>
+          <w:b/>
+          <w:sz w:val="18"/>
+        </w:rPr>
+        <w:t xml:space="preserve">[2026 Shift] Q#1 (MCQ): </w:t>
+      </w:r>
+      <w:r>
+        <w:rPr>
+          <w:sz w:val="18"/>
+        </w:rPr>
+        <w:t xml:space="preserve">"The number of chain isomers possible for the hydrocarbon with molecular formula C_(5)H_(12) is..."  </w:t>
+      </w:r>
+      <w:r>
+        <w:rPr>
+          <w:b/>
+          <w:color w:val="2B6CB0"/>
+          <w:sz w:val="18"/>
+        </w:rPr>
+        <w:t>[Ans: N/A]</w:t>
+      </w:r>
+    </w:p>
+    <w:p>
+      <w:pPr>
+        <w:pStyle w:val="ListBullet"/>
+        <w:spacing w:after="40"/>
+      </w:pPr>
+      <w:r>
+        <w:rPr>
+          <w:b/>
+          <w:sz w:val="18"/>
+        </w:rPr>
+        <w:t xml:space="preserve">[2024 Shift] Q#3 (MCQ): </w:t>
+      </w:r>
+      <w:r>
+        <w:rPr>
+          <w:sz w:val="18"/>
+        </w:rPr>
+        <w:t xml:space="preserve">"Propanone and propanal are..."  </w:t>
+      </w:r>
+      <w:r>
+        <w:rPr>
+          <w:b/>
+          <w:color w:val="2B6CB0"/>
+          <w:sz w:val="18"/>
+        </w:rPr>
+        <w:t>[Ans: N/A]</w:t>
+      </w:r>
+    </w:p>
+    <w:p>
+      <w:pPr>
+        <w:pStyle w:val="ListBullet"/>
+        <w:spacing w:after="40"/>
+      </w:pPr>
+      <w:r>
+        <w:rPr>
+          <w:b/>
+          <w:sz w:val="18"/>
+        </w:rPr>
+        <w:t xml:space="preserve">[2020 Shift] Q#2 (MCQ): </w:t>
+      </w:r>
+      <w:r>
+        <w:rPr>
+          <w:sz w:val="18"/>
+        </w:rPr>
+        <w:t xml:space="preserve">"Which of the following is not a pair of functional isomers?..."  </w:t>
+      </w:r>
+      <w:r>
+        <w:rPr>
+          <w:b/>
+          <w:color w:val="2B6CB0"/>
+          <w:sz w:val="18"/>
+        </w:rPr>
+        <w:t>[Ans: N/A]</w:t>
+      </w:r>
+    </w:p>
+    <w:p>
+      <w:pPr>
+        <w:spacing w:after="120"/>
+      </w:pPr>
+    </w:p>
+    <w:p>
+      <w:pPr>
+        <w:pStyle w:val="Heading2"/>
+      </w:pPr>
+      <w:r>
+        <w:rPr>
+          <w:color w:val="2B6CB0"/>
+          <w:sz w:val="24"/>
+        </w:rPr>
+        <w:t>3.2 Basics Of Organic Chemistry — Applied Cases, Reactions &amp; Traps (Moderate Yield — 5 PYQs)</w:t>
       </w:r>
     </w:p>
     <w:p>
@@ -812,7 +1020,7 @@
           <w:color w:val="2B6CB0"/>
           <w:sz w:val="24"/>
         </w:rPr>
-        <w:t>3.2 Basics Of Organic Chemistry — Standard Calculations &amp; Problem Archetypes (Moderate Yield — 3 PYQs)</w:t>
+        <w:t>3.3 Basics Of Organic Chemistry — Standard Calculations &amp; Problem Archetypes (Standard Yield — 0 PYQs)</w:t>
       </w:r>
     </w:p>
     <w:p>
@@ -962,194 +1170,13 @@
           <w:b/>
           <w:sz w:val="18"/>
         </w:rPr>
-        <w:t xml:space="preserve">[2018 Shift] Q#1 (MCQ): </w:t>
+        <w:t xml:space="preserve">[2025 Shift] Q#2 (MCQ): </w:t>
       </w:r>
       <w:r>
         <w:rPr>
           <w:sz w:val="18"/>
         </w:rPr>
-        <w:t xml:space="preserve">"[Fe(NO_(2))_(3)Cl_(3)] and [Fe(O-NO)_(3)Cl_(3)] shows..."  </w:t>
-      </w:r>
-      <w:r>
-        <w:rPr>
-          <w:b/>
-          <w:color w:val="2B6CB0"/>
-          <w:sz w:val="18"/>
-        </w:rPr>
-        <w:t>[Ans: N/A]</w:t>
-      </w:r>
-    </w:p>
-    <w:p>
-      <w:pPr>
-        <w:pStyle w:val="ListBullet"/>
-        <w:spacing w:after="40"/>
-      </w:pPr>
-      <w:r>
-        <w:rPr>
-          <w:b/>
-          <w:sz w:val="18"/>
-        </w:rPr>
-        <w:t xml:space="preserve">[2018 Shift] Q#4 (MCQ): </w:t>
-      </w:r>
-      <w:r>
-        <w:rPr>
-          <w:sz w:val="18"/>
-        </w:rPr>
-        <w:t xml:space="preserve">"The two forms of D-glucopyranose are called..."  </w:t>
-      </w:r>
-      <w:r>
-        <w:rPr>
-          <w:b/>
-          <w:color w:val="2B6CB0"/>
-          <w:sz w:val="18"/>
-        </w:rPr>
-        <w:t>[Ans: N/A]</w:t>
-      </w:r>
-    </w:p>
-    <w:p>
-      <w:pPr>
-        <w:spacing w:after="120"/>
-      </w:pPr>
-    </w:p>
-    <w:p>
-      <w:pPr>
-        <w:pStyle w:val="Heading2"/>
-      </w:pPr>
-      <w:r>
-        <w:rPr>
-          <w:color w:val="2B6CB0"/>
-          <w:sz w:val="24"/>
-        </w:rPr>
-        <w:t>3.3 Basics Of Organic Chemistry — Core Principles &amp; Governing Laws (Standard Yield — 1 PYQs)</w:t>
-      </w:r>
-    </w:p>
-    <w:p>
-      <w:r>
-        <w:rPr>
-          <w:b/>
-          <w:sz w:val="20"/>
-        </w:rPr>
-        <w:t xml:space="preserve">Core Principle: </w:t>
-      </w:r>
-      <w:r>
-        <w:rPr>
-          <w:sz w:val="20"/>
-        </w:rPr>
-        <w:t>Fundamental definitions, core postulates, and governing physical/chemical relations in Basics Of Organic Chemistry.</w:t>
-      </w:r>
-    </w:p>
-    <w:tbl>
-      <w:tblPr>
-        <w:tblW w:type="auto" w:w="0"/>
-        <w:jc w:val="center"/>
-        <w:tblLook w:firstColumn="1" w:firstRow="1" w:lastColumn="0" w:lastRow="0" w:noHBand="0" w:noVBand="1" w:val="04A0"/>
-      </w:tblPr>
-      <w:tblGrid>
-        <w:gridCol w:w="10080"/>
-      </w:tblGrid>
-      <w:tr>
-        <w:tc>
-          <w:tcPr>
-            <w:tcW w:type="dxa" w:w="10080"/>
-            <w:shd w:fill="FFF5F5"/>
-            <w:tcMar>
-              <w:top w:w="100" w:type="dxa"/>
-              <w:bottom w:w="100" w:type="dxa"/>
-              <w:left w:w="150" w:type="dxa"/>
-              <w:right w:w="150" w:type="dxa"/>
-            </w:tcMar>
-          </w:tcPr>
-          <w:p>
-            <w:r>
-              <w:rPr>
-                <w:b/>
-                <w:color w:val="C53030"/>
-                <w:sz w:val="19"/>
-              </w:rPr>
-              <w:t xml:space="preserve">⚠️ Common Trap / JEE Pitfall: </w:t>
-            </w:r>
-            <w:r>
-              <w:rPr>
-                <w:color w:val="2D3748"/>
-                <w:sz w:val="19"/>
-              </w:rPr>
-              <w:t>Carefully verify units, standard reference states, and sign conventions in Basics Of Organic Chemistry.</w:t>
-            </w:r>
-          </w:p>
-        </w:tc>
-      </w:tr>
-    </w:tbl>
-    <w:tbl>
-      <w:tblPr>
-        <w:tblW w:type="auto" w:w="0"/>
-        <w:jc w:val="center"/>
-        <w:tblLook w:firstColumn="1" w:firstRow="1" w:lastColumn="0" w:lastRow="0" w:noHBand="0" w:noVBand="1" w:val="04A0"/>
-      </w:tblPr>
-      <w:tblGrid>
-        <w:gridCol w:w="10080"/>
-      </w:tblGrid>
-      <w:tr>
-        <w:tc>
-          <w:tcPr>
-            <w:tcW w:type="dxa" w:w="10080"/>
-            <w:shd w:fill="F0FFF4"/>
-            <w:tcMar>
-              <w:top w:w="100" w:type="dxa"/>
-              <w:bottom w:w="100" w:type="dxa"/>
-              <w:left w:w="150" w:type="dxa"/>
-              <w:right w:w="150" w:type="dxa"/>
-            </w:tcMar>
-          </w:tcPr>
-          <w:p>
-            <w:r>
-              <w:rPr>
-                <w:b/>
-                <w:color w:val="276749"/>
-                <w:sz w:val="19"/>
-              </w:rPr>
-              <w:t xml:space="preserve">💡 Speed Hack / Trick: </w:t>
-            </w:r>
-            <w:r>
-              <w:rPr>
-                <w:color w:val="2D3748"/>
-                <w:sz w:val="19"/>
-              </w:rPr>
-              <w:t>Focus on high-yield formulas and standard limiting approximations tested in Basics Of Organic Chemistry PYQs.</w:t>
-            </w:r>
-          </w:p>
-        </w:tc>
-      </w:tr>
-    </w:tbl>
-    <w:p>
-      <w:pPr>
-        <w:spacing w:before="120" w:after="40"/>
-      </w:pPr>
-      <w:r>
-        <w:rPr>
-          <w:b/>
-          <w:color w:val="1A365D"/>
-          <w:sz w:val="19"/>
-        </w:rPr>
-        <w:t>Source PYQs testing this concept:</w:t>
-      </w:r>
-    </w:p>
-    <w:p>
-      <w:pPr>
-        <w:pStyle w:val="ListBullet"/>
-        <w:spacing w:after="40"/>
-      </w:pPr>
-      <w:r>
-        <w:rPr>
-          <w:b/>
-          <w:sz w:val="18"/>
-        </w:rPr>
-        <w:t xml:space="preserve">[2024 Shift] Q#3 (MCQ): </w:t>
-      </w:r>
-      <w:r>
-        <w:rPr>
-          <w:sz w:val="18"/>
-        </w:rPr>
-        <w:t xml:space="preserve">"Propanone and propanal are..."  </w:t>
+        <w:t xml:space="preserve">"Among the following, identify the compound that is not an isomer of hexane..."  </w:t>
       </w:r>
       <w:r>
         <w:rPr>
@@ -1308,128 +1335,7 @@
           <w:color w:val="1A365D"/>
           <w:sz w:val="22"/>
         </w:rPr>
-        <w:t>Benchmark Problem 2: KCET 2024 (Q#3)</w:t>
-      </w:r>
-    </w:p>
-    <w:p>
-      <w:pPr>
-        <w:spacing w:after="80"/>
-      </w:pPr>
-      <w:r>
-        <w:rPr>
-          <w:sz w:val="20"/>
-        </w:rPr>
-        <w:t>Propanone and propanal are</w:t>
-      </w:r>
-    </w:p>
-    <w:p>
-      <w:pPr>
-        <w:pStyle w:val="ListBullet"/>
-        <w:spacing w:after="20"/>
-      </w:pPr>
-      <w:r>
-        <w:rPr>
-          <w:sz w:val="19"/>
-        </w:rPr>
-        <w:t>(A) position isomers</w:t>
-      </w:r>
-    </w:p>
-    <w:p>
-      <w:pPr>
-        <w:pStyle w:val="ListBullet"/>
-        <w:spacing w:after="20"/>
-      </w:pPr>
-      <w:r>
-        <w:rPr>
-          <w:sz w:val="19"/>
-        </w:rPr>
-        <w:t>(B) functional isomers</w:t>
-      </w:r>
-    </w:p>
-    <w:p>
-      <w:pPr>
-        <w:pStyle w:val="ListBullet"/>
-        <w:spacing w:after="20"/>
-      </w:pPr>
-      <w:r>
-        <w:rPr>
-          <w:sz w:val="19"/>
-        </w:rPr>
-        <w:t>(C) chain isomers</w:t>
-      </w:r>
-    </w:p>
-    <w:p>
-      <w:pPr>
-        <w:pStyle w:val="ListBullet"/>
-        <w:spacing w:after="20"/>
-      </w:pPr>
-      <w:r>
-        <w:rPr>
-          <w:sz w:val="19"/>
-        </w:rPr>
-        <w:t>(D) geometrical isomers</w:t>
-      </w:r>
-    </w:p>
-    <w:tbl>
-      <w:tblPr>
-        <w:tblW w:type="auto" w:w="0"/>
-        <w:jc w:val="center"/>
-        <w:tblLook w:firstColumn="1" w:firstRow="1" w:lastColumn="0" w:lastRow="0" w:noHBand="0" w:noVBand="1" w:val="04A0"/>
-      </w:tblPr>
-      <w:tblGrid>
-        <w:gridCol w:w="10080"/>
-      </w:tblGrid>
-      <w:tr>
-        <w:tc>
-          <w:tcPr>
-            <w:tcW w:type="dxa" w:w="10080"/>
-            <w:shd w:fill="F7FAFC"/>
-            <w:tcMar>
-              <w:top w:w="100" w:type="dxa"/>
-              <w:bottom w:w="100" w:type="dxa"/>
-              <w:left w:w="150" w:type="dxa"/>
-              <w:right w:w="150" w:type="dxa"/>
-            </w:tcMar>
-          </w:tcPr>
-          <w:p>
-            <w:r>
-              <w:rPr>
-                <w:b/>
-                <w:color w:val="1A365D"/>
-                <w:sz w:val="19"/>
-              </w:rPr>
-              <w:t>Correct Answer: None</w:t>
-              <w:br/>
-            </w:r>
-            <w:r>
-              <w:rPr>
-                <w:color w:val="2D3748"/>
-                <w:sz w:val="18"/>
-              </w:rPr>
-              <w:t>Solution Analysis:</w:t>
-              <w:br/>
-              <w:t>Propanone and propanal have the same molecular formula but different functional group i.e. ketone and aldehyde respective. Hence, these two are the functional isomers of each other.</w:t>
-            </w:r>
-          </w:p>
-        </w:tc>
-      </w:tr>
-    </w:tbl>
-    <w:p>
-      <w:pPr>
-        <w:spacing w:after="120"/>
-      </w:pPr>
-    </w:p>
-    <w:p>
-      <w:pPr>
-        <w:spacing w:before="160" w:after="40"/>
-      </w:pPr>
-      <w:r>
-        <w:rPr>
-          <w:b/>
-          <w:color w:val="1A365D"/>
-          <w:sz w:val="22"/>
-        </w:rPr>
-        <w:t>Benchmark Problem 3: KCET 2023 (Q#4)</w:t>
+        <w:t>Benchmark Problem 2: KCET 2023 (Q#4)</w:t>
       </w:r>
     </w:p>
     <w:p>

--- a/dist/exports/kcet-isomerism_revision_notes.docx
+++ b/dist/exports/kcet-isomerism_revision_notes.docx
@@ -189,7 +189,7 @@
                 <w:color w:val="2D3748"/>
                 <w:sz w:val="19"/>
               </w:rPr>
-              <w:t>Basics Of Organic Chemistry — Core Principles &amp; Governing Laws</w:t>
+              <w:t>Structural Isomerism: Chain, Position &amp; Functional</w:t>
             </w:r>
           </w:p>
         </w:tc>
@@ -209,7 +209,7 @@
               <w:rPr>
                 <w:sz w:val="19"/>
               </w:rPr>
-              <w:t>5 PYQs</w:t>
+              <w:t>7 PYQs</w:t>
             </w:r>
           </w:p>
         </w:tc>
@@ -230,7 +230,7 @@
                 <w:color w:val="718096"/>
                 <w:sz w:val="19"/>
               </w:rPr>
-              <w:t>Core Principle</w:t>
+              <w:t>Isomerism</w:t>
             </w:r>
           </w:p>
         </w:tc>
@@ -276,7 +276,7 @@
                 <w:color w:val="2D3748"/>
                 <w:sz w:val="19"/>
               </w:rPr>
-              <w:t>Basics Of Organic Chemistry — Applied Cases, Reactions &amp; Traps</w:t>
+              <w:t>Stereoisomerism: Geometrical &amp; Optical Isomerism</w:t>
             </w:r>
           </w:p>
         </w:tc>
@@ -296,7 +296,7 @@
               <w:rPr>
                 <w:sz w:val="19"/>
               </w:rPr>
-              <w:t>5 PYQs</w:t>
+              <w:t>3 PYQs</w:t>
             </w:r>
           </w:p>
         </w:tc>
@@ -317,94 +317,7 @@
                 <w:color w:val="718096"/>
                 <w:sz w:val="19"/>
               </w:rPr>
-              <w:t>Applied Topics</w:t>
-            </w:r>
-          </w:p>
-        </w:tc>
-      </w:tr>
-      <w:tr>
-        <w:tc>
-          <w:tcPr>
-            <w:tcW w:type="dxa" w:w="2160"/>
-            <w:shd w:fill="F7FAFC"/>
-            <w:tcMar>
-              <w:top w:w="80" w:type="dxa"/>
-              <w:bottom w:w="80" w:type="dxa"/>
-              <w:left w:w="150" w:type="dxa"/>
-              <w:right w:w="150" w:type="dxa"/>
-            </w:tcMar>
-          </w:tcPr>
-          <w:p>
-            <w:r>
-              <w:rPr>
-                <w:b/>
-                <w:color w:val="718096"/>
-                <w:sz w:val="19"/>
-              </w:rPr>
-              <w:t>Standard</w:t>
-            </w:r>
-          </w:p>
-        </w:tc>
-        <w:tc>
-          <w:tcPr>
-            <w:tcW w:type="dxa" w:w="4320"/>
-            <w:shd w:fill="F7FAFC"/>
-            <w:tcMar>
-              <w:top w:w="80" w:type="dxa"/>
-              <w:bottom w:w="80" w:type="dxa"/>
-              <w:left w:w="150" w:type="dxa"/>
-              <w:right w:w="150" w:type="dxa"/>
-            </w:tcMar>
-          </w:tcPr>
-          <w:p>
-            <w:r>
-              <w:rPr>
-                <w:b/>
-                <w:color w:val="2D3748"/>
-                <w:sz w:val="19"/>
-              </w:rPr>
-              <w:t>Basics Of Organic Chemistry — Standard Calculations &amp; Problem Archetypes</w:t>
-            </w:r>
-          </w:p>
-        </w:tc>
-        <w:tc>
-          <w:tcPr>
-            <w:tcW w:type="dxa" w:w="1728"/>
-            <w:shd w:fill="F7FAFC"/>
-            <w:tcMar>
-              <w:top w:w="80" w:type="dxa"/>
-              <w:bottom w:w="80" w:type="dxa"/>
-              <w:left w:w="150" w:type="dxa"/>
-              <w:right w:w="150" w:type="dxa"/>
-            </w:tcMar>
-          </w:tcPr>
-          <w:p>
-            <w:r>
-              <w:rPr>
-                <w:sz w:val="19"/>
-              </w:rPr>
-              <w:t>0 PYQs</w:t>
-            </w:r>
-          </w:p>
-        </w:tc>
-        <w:tc>
-          <w:tcPr>
-            <w:tcW w:type="dxa" w:w="1872"/>
-            <w:shd w:fill="F7FAFC"/>
-            <w:tcMar>
-              <w:top w:w="80" w:type="dxa"/>
-              <w:bottom w:w="80" w:type="dxa"/>
-              <w:left w:w="150" w:type="dxa"/>
-              <w:right w:w="150" w:type="dxa"/>
-            </w:tcMar>
-          </w:tcPr>
-          <w:p>
-            <w:r>
-              <w:rPr>
-                <w:color w:val="718096"/>
-                <w:sz w:val="19"/>
-              </w:rPr>
-              <w:t>Quantitative Analysis</w:t>
+              <w:t>Stereochemistry</w:t>
             </w:r>
           </w:p>
         </w:tc>
@@ -504,7 +417,7 @@
                 <w:color w:val="1A365D"/>
                 <w:sz w:val="19"/>
               </w:rPr>
-              <w:t>Basics Of Organic Chemistry — Core Principles &amp; Governing Laws</w:t>
+              <w:t>Structural Isomerism: Chain, Position &amp; Functional</w:t>
             </w:r>
           </w:p>
         </w:tc>
@@ -526,7 +439,7 @@
                 <w:color w:val="2D3748"/>
                 <w:sz w:val="19"/>
               </w:rPr>
-              <w:t>[Fe(O-NO)_{3}Cl_{3}], \quad CH_{3}CH_{2}CHO, \quad \text{C}_{5}\text{H}_{12}</w:t>
+              <w:t>\text{Isomer Count: } \text{C}_4\text{H}_{10} \implies 2, \quad \text{C}_5\text{H}_{12} \implies 3, \quad \text{C}_6\text{H}_{14} \implies 5, \quad \text{C}_7\text{H}_{16} \implies 9</w:t>
             </w:r>
           </w:p>
         </w:tc>
@@ -550,7 +463,7 @@
                 <w:color w:val="1A365D"/>
                 <w:sz w:val="19"/>
               </w:rPr>
-              <w:t>Basics Of Organic Chemistry — Applied Cases, Reactions &amp; Traps</w:t>
+              <w:t>Stereoisomerism: Geometrical &amp; Optical Isomerism</w:t>
             </w:r>
           </w:p>
         </w:tc>
@@ -572,7 +485,7 @@
                 <w:color w:val="2D3748"/>
                 <w:sz w:val="19"/>
               </w:rPr>
-              <w:t>CH_{3}CH=CHCH_{3}, \quad H_{3}C-CH_{2}-CH_{2}-CH_{3}\text{.}</w:t>
+              <w:t>\text{Number of optical isomers for molecule with } n \text{ asymmetric carbons: } 2^n</w:t>
             </w:r>
           </w:p>
         </w:tc>
@@ -604,7 +517,7 @@
           <w:color w:val="2B6CB0"/>
           <w:sz w:val="24"/>
         </w:rPr>
-        <w:t>3.1 Basics Of Organic Chemistry — Core Principles &amp; Governing Laws (Moderate Yield — 5 PYQs)</w:t>
+        <w:t>3.1 Structural Isomerism: Chain, Position &amp; Functional (Moderate Yield — 7 PYQs)</w:t>
       </w:r>
     </w:p>
     <w:p>
@@ -619,7 +532,7 @@
         <w:rPr>
           <w:sz w:val="20"/>
         </w:rPr>
-        <w:t>Fundamental definitions, core postulates, and governing physical/chemical relations in Basics Of Organic Chemistry.</w:t>
+        <w:t>Structural isomerism: compounds having the same molecular formula but different structural arrangements. Pentane (C_5H_(12)) has 3 isomers (n-pentane, isopentane, neopentane). Hexane (C_6H_(14)) has 5 chain isomers.</w:t>
       </w:r>
     </w:p>
     <w:tbl>
@@ -657,7 +570,7 @@
                 <w:color w:val="2D3748"/>
                 <w:sz w:val="19"/>
               </w:rPr>
-              <w:t>Carefully verify units, standard reference states, and sign conventions in Basics Of Organic Chemistry.</w:t>
+              <w:t>Functional isomers: Alcohols and Ethers; Aldehydes and Ketones; Carboxylic acids and Esters.</w:t>
             </w:r>
           </w:p>
         </w:tc>
@@ -698,423 +611,7 @@
                 <w:color w:val="2D3748"/>
                 <w:sz w:val="19"/>
               </w:rPr>
-              <w:t>Focus on high-yield formulas and standard limiting approximations tested in Basics Of Organic Chemistry PYQs.</w:t>
-            </w:r>
-          </w:p>
-        </w:tc>
-      </w:tr>
-    </w:tbl>
-    <w:p>
-      <w:pPr>
-        <w:spacing w:before="120" w:after="40"/>
-      </w:pPr>
-      <w:r>
-        <w:rPr>
-          <w:b/>
-          <w:color w:val="1A365D"/>
-          <w:sz w:val="19"/>
-        </w:rPr>
-        <w:t>Source PYQs testing this concept:</w:t>
-      </w:r>
-    </w:p>
-    <w:p>
-      <w:pPr>
-        <w:pStyle w:val="ListBullet"/>
-        <w:spacing w:after="40"/>
-      </w:pPr>
-      <w:r>
-        <w:rPr>
-          <w:b/>
-          <w:sz w:val="18"/>
-        </w:rPr>
-        <w:t xml:space="preserve">[2026 Shift] Q#1 (MCQ): </w:t>
-      </w:r>
-      <w:r>
-        <w:rPr>
-          <w:sz w:val="18"/>
-        </w:rPr>
-        <w:t xml:space="preserve">"The number of chain isomers possible for the hydrocarbon with molecular formula C_(5)H_(12) is..."  </w:t>
-      </w:r>
-      <w:r>
-        <w:rPr>
-          <w:b/>
-          <w:color w:val="2B6CB0"/>
-          <w:sz w:val="18"/>
-        </w:rPr>
-        <w:t>[Ans: N/A]</w:t>
-      </w:r>
-    </w:p>
-    <w:p>
-      <w:pPr>
-        <w:pStyle w:val="ListBullet"/>
-        <w:spacing w:after="40"/>
-      </w:pPr>
-      <w:r>
-        <w:rPr>
-          <w:b/>
-          <w:sz w:val="18"/>
-        </w:rPr>
-        <w:t xml:space="preserve">[2024 Shift] Q#3 (MCQ): </w:t>
-      </w:r>
-      <w:r>
-        <w:rPr>
-          <w:sz w:val="18"/>
-        </w:rPr>
-        <w:t xml:space="preserve">"Propanone and propanal are..."  </w:t>
-      </w:r>
-      <w:r>
-        <w:rPr>
-          <w:b/>
-          <w:color w:val="2B6CB0"/>
-          <w:sz w:val="18"/>
-        </w:rPr>
-        <w:t>[Ans: N/A]</w:t>
-      </w:r>
-    </w:p>
-    <w:p>
-      <w:pPr>
-        <w:pStyle w:val="ListBullet"/>
-        <w:spacing w:after="40"/>
-      </w:pPr>
-      <w:r>
-        <w:rPr>
-          <w:b/>
-          <w:sz w:val="18"/>
-        </w:rPr>
-        <w:t xml:space="preserve">[2020 Shift] Q#2 (MCQ): </w:t>
-      </w:r>
-      <w:r>
-        <w:rPr>
-          <w:sz w:val="18"/>
-        </w:rPr>
-        <w:t xml:space="preserve">"Which of the following is not a pair of functional isomers?..."  </w:t>
-      </w:r>
-      <w:r>
-        <w:rPr>
-          <w:b/>
-          <w:color w:val="2B6CB0"/>
-          <w:sz w:val="18"/>
-        </w:rPr>
-        <w:t>[Ans: N/A]</w:t>
-      </w:r>
-    </w:p>
-    <w:p>
-      <w:pPr>
-        <w:spacing w:after="120"/>
-      </w:pPr>
-    </w:p>
-    <w:p>
-      <w:pPr>
-        <w:pStyle w:val="Heading2"/>
-      </w:pPr>
-      <w:r>
-        <w:rPr>
-          <w:color w:val="2B6CB0"/>
-          <w:sz w:val="24"/>
-        </w:rPr>
-        <w:t>3.2 Basics Of Organic Chemistry — Applied Cases, Reactions &amp; Traps (Moderate Yield — 5 PYQs)</w:t>
-      </w:r>
-    </w:p>
-    <w:p>
-      <w:r>
-        <w:rPr>
-          <w:b/>
-          <w:sz w:val="20"/>
-        </w:rPr>
-        <w:t xml:space="preserve">Core Principle: </w:t>
-      </w:r>
-      <w:r>
-        <w:rPr>
-          <w:sz w:val="20"/>
-        </w:rPr>
-        <w:t>Special cases, experimental observations, and conceptual traps designed to test deep understanding of Basics Of Organic Chemistry.</w:t>
-      </w:r>
-    </w:p>
-    <w:tbl>
-      <w:tblPr>
-        <w:tblW w:type="auto" w:w="0"/>
-        <w:jc w:val="center"/>
-        <w:tblLook w:firstColumn="1" w:firstRow="1" w:lastColumn="0" w:lastRow="0" w:noHBand="0" w:noVBand="1" w:val="04A0"/>
-      </w:tblPr>
-      <w:tblGrid>
-        <w:gridCol w:w="10080"/>
-      </w:tblGrid>
-      <w:tr>
-        <w:tc>
-          <w:tcPr>
-            <w:tcW w:type="dxa" w:w="10080"/>
-            <w:shd w:fill="FFF5F5"/>
-            <w:tcMar>
-              <w:top w:w="100" w:type="dxa"/>
-              <w:bottom w:w="100" w:type="dxa"/>
-              <w:left w:w="150" w:type="dxa"/>
-              <w:right w:w="150" w:type="dxa"/>
-            </w:tcMar>
-          </w:tcPr>
-          <w:p>
-            <w:r>
-              <w:rPr>
-                <w:b/>
-                <w:color w:val="C53030"/>
-                <w:sz w:val="19"/>
-              </w:rPr>
-              <w:t xml:space="preserve">⚠️ Common Trap / JEE Pitfall: </w:t>
-            </w:r>
-            <w:r>
-              <w:rPr>
-                <w:color w:val="2D3748"/>
-                <w:sz w:val="19"/>
-              </w:rPr>
-              <w:t>Read questions carefully for keywords like 'incorrect', 'not true', or non-standard conditions.</w:t>
-            </w:r>
-          </w:p>
-        </w:tc>
-      </w:tr>
-    </w:tbl>
-    <w:tbl>
-      <w:tblPr>
-        <w:tblW w:type="auto" w:w="0"/>
-        <w:jc w:val="center"/>
-        <w:tblLook w:firstColumn="1" w:firstRow="1" w:lastColumn="0" w:lastRow="0" w:noHBand="0" w:noVBand="1" w:val="04A0"/>
-      </w:tblPr>
-      <w:tblGrid>
-        <w:gridCol w:w="10080"/>
-      </w:tblGrid>
-      <w:tr>
-        <w:tc>
-          <w:tcPr>
-            <w:tcW w:type="dxa" w:w="10080"/>
-            <w:shd w:fill="F0FFF4"/>
-            <w:tcMar>
-              <w:top w:w="100" w:type="dxa"/>
-              <w:bottom w:w="100" w:type="dxa"/>
-              <w:left w:w="150" w:type="dxa"/>
-              <w:right w:w="150" w:type="dxa"/>
-            </w:tcMar>
-          </w:tcPr>
-          <w:p>
-            <w:r>
-              <w:rPr>
-                <w:b/>
-                <w:color w:val="276749"/>
-                <w:sz w:val="19"/>
-              </w:rPr>
-              <w:t xml:space="preserve">💡 Speed Hack / Trick: </w:t>
-            </w:r>
-            <w:r>
-              <w:rPr>
-                <w:color w:val="2D3748"/>
-                <w:sz w:val="19"/>
-              </w:rPr>
-              <w:t>Elimination of extreme or unphysical answer choices improves accuracy in assertion-reason and multiple-statement questions.</w:t>
-            </w:r>
-          </w:p>
-        </w:tc>
-      </w:tr>
-    </w:tbl>
-    <w:p>
-      <w:pPr>
-        <w:spacing w:before="120" w:after="40"/>
-      </w:pPr>
-      <w:r>
-        <w:rPr>
-          <w:b/>
-          <w:color w:val="1A365D"/>
-          <w:sz w:val="19"/>
-        </w:rPr>
-        <w:t>Source PYQs testing this concept:</w:t>
-      </w:r>
-    </w:p>
-    <w:p>
-      <w:pPr>
-        <w:pStyle w:val="ListBullet"/>
-        <w:spacing w:after="40"/>
-      </w:pPr>
-      <w:r>
-        <w:rPr>
-          <w:b/>
-          <w:sz w:val="18"/>
-        </w:rPr>
-        <w:t xml:space="preserve">[2025 Shift] Q#2 (MCQ): </w:t>
-      </w:r>
-      <w:r>
-        <w:rPr>
-          <w:sz w:val="18"/>
-        </w:rPr>
-        <w:t xml:space="preserve">"Among the following, identify the compound that is not an isomer of hexane..."  </w:t>
-      </w:r>
-      <w:r>
-        <w:rPr>
-          <w:b/>
-          <w:color w:val="2B6CB0"/>
-          <w:sz w:val="18"/>
-        </w:rPr>
-        <w:t>[Ans: N/A]</w:t>
-      </w:r>
-    </w:p>
-    <w:p>
-      <w:pPr>
-        <w:pStyle w:val="ListBullet"/>
-        <w:spacing w:after="40"/>
-      </w:pPr>
-      <w:r>
-        <w:rPr>
-          <w:b/>
-          <w:sz w:val="18"/>
-        </w:rPr>
-        <w:t xml:space="preserve">[2023 Shift] Q#4 (MCQ): </w:t>
-      </w:r>
-      <w:r>
-        <w:rPr>
-          <w:sz w:val="18"/>
-        </w:rPr>
-        <w:t xml:space="preserve">"A pair of compounds having the same boiling points are..."  </w:t>
-      </w:r>
-      <w:r>
-        <w:rPr>
-          <w:b/>
-          <w:color w:val="2B6CB0"/>
-          <w:sz w:val="18"/>
-        </w:rPr>
-        <w:t>[Ans: N/A]</w:t>
-      </w:r>
-    </w:p>
-    <w:p>
-      <w:pPr>
-        <w:pStyle w:val="ListBullet"/>
-        <w:spacing w:after="40"/>
-      </w:pPr>
-      <w:r>
-        <w:rPr>
-          <w:b/>
-          <w:sz w:val="18"/>
-        </w:rPr>
-        <w:t xml:space="preserve">[2020 Shift] Q#1 (MCQ): </w:t>
-      </w:r>
-      <w:r>
-        <w:rPr>
-          <w:sz w:val="18"/>
-        </w:rPr>
-        <w:t xml:space="preserve">"In the reaction, The number of possible isomers for the organic compound X is..."  </w:t>
-      </w:r>
-      <w:r>
-        <w:rPr>
-          <w:b/>
-          <w:color w:val="2B6CB0"/>
-          <w:sz w:val="18"/>
-        </w:rPr>
-        <w:t>[Ans: N/A]</w:t>
-      </w:r>
-    </w:p>
-    <w:p>
-      <w:pPr>
-        <w:spacing w:after="120"/>
-      </w:pPr>
-    </w:p>
-    <w:p>
-      <w:pPr>
-        <w:pStyle w:val="Heading2"/>
-      </w:pPr>
-      <w:r>
-        <w:rPr>
-          <w:color w:val="2B6CB0"/>
-          <w:sz w:val="24"/>
-        </w:rPr>
-        <w:t>3.3 Basics Of Organic Chemistry — Standard Calculations &amp; Problem Archetypes (Standard Yield — 0 PYQs)</w:t>
-      </w:r>
-    </w:p>
-    <w:p>
-      <w:r>
-        <w:rPr>
-          <w:b/>
-          <w:sz w:val="20"/>
-        </w:rPr>
-        <w:t xml:space="preserve">Core Principle: </w:t>
-      </w:r>
-      <w:r>
-        <w:rPr>
-          <w:sz w:val="20"/>
-        </w:rPr>
-        <w:t>Quantitative numerical problem-solving techniques and standard question patterns frequently seen in Basics Of Organic Chemistry.</w:t>
-      </w:r>
-    </w:p>
-    <w:tbl>
-      <w:tblPr>
-        <w:tblW w:type="auto" w:w="0"/>
-        <w:jc w:val="center"/>
-        <w:tblLook w:firstColumn="1" w:firstRow="1" w:lastColumn="0" w:lastRow="0" w:noHBand="0" w:noVBand="1" w:val="04A0"/>
-      </w:tblPr>
-      <w:tblGrid>
-        <w:gridCol w:w="10080"/>
-      </w:tblGrid>
-      <w:tr>
-        <w:tc>
-          <w:tcPr>
-            <w:tcW w:type="dxa" w:w="10080"/>
-            <w:shd w:fill="FFF5F5"/>
-            <w:tcMar>
-              <w:top w:w="100" w:type="dxa"/>
-              <w:bottom w:w="100" w:type="dxa"/>
-              <w:left w:w="150" w:type="dxa"/>
-              <w:right w:w="150" w:type="dxa"/>
-            </w:tcMar>
-          </w:tcPr>
-          <w:p>
-            <w:r>
-              <w:rPr>
-                <w:b/>
-                <w:color w:val="C53030"/>
-                <w:sz w:val="19"/>
-              </w:rPr>
-              <w:t xml:space="preserve">⚠️ Common Trap / JEE Pitfall: </w:t>
-            </w:r>
-            <w:r>
-              <w:rPr>
-                <w:color w:val="2D3748"/>
-                <w:sz w:val="19"/>
-              </w:rPr>
-              <w:t>Watch for algebraic rounding, stoichiometric balancing, and boundary condition checks.</w:t>
-            </w:r>
-          </w:p>
-        </w:tc>
-      </w:tr>
-    </w:tbl>
-    <w:tbl>
-      <w:tblPr>
-        <w:tblW w:type="auto" w:w="0"/>
-        <w:jc w:val="center"/>
-        <w:tblLook w:firstColumn="1" w:firstRow="1" w:lastColumn="0" w:lastRow="0" w:noHBand="0" w:noVBand="1" w:val="04A0"/>
-      </w:tblPr>
-      <w:tblGrid>
-        <w:gridCol w:w="10080"/>
-      </w:tblGrid>
-      <w:tr>
-        <w:tc>
-          <w:tcPr>
-            <w:tcW w:type="dxa" w:w="10080"/>
-            <w:shd w:fill="F0FFF4"/>
-            <w:tcMar>
-              <w:top w:w="100" w:type="dxa"/>
-              <w:bottom w:w="100" w:type="dxa"/>
-              <w:left w:w="150" w:type="dxa"/>
-              <w:right w:w="150" w:type="dxa"/>
-            </w:tcMar>
-          </w:tcPr>
-          <w:p>
-            <w:r>
-              <w:rPr>
-                <w:b/>
-                <w:color w:val="276749"/>
-                <w:sz w:val="19"/>
-              </w:rPr>
-              <w:t xml:space="preserve">💡 Speed Hack / Trick: </w:t>
-            </w:r>
-            <w:r>
-              <w:rPr>
-                <w:color w:val="2D3748"/>
-                <w:sz w:val="19"/>
-              </w:rPr>
-              <w:t>Dimensional consistency checks and ratio comparisons can quickly eliminate incorrect options.</w:t>
+              <w:t>Boiling points of chain isomers decrease with increasing branching.</w:t>
             </w:r>
           </w:p>
         </w:tc>
@@ -1177,6 +674,241 @@
           <w:sz w:val="18"/>
         </w:rPr>
         <w:t xml:space="preserve">"Among the following, identify the compound that is not an isomer of hexane..."  </w:t>
+      </w:r>
+      <w:r>
+        <w:rPr>
+          <w:b/>
+          <w:color w:val="2B6CB0"/>
+          <w:sz w:val="18"/>
+        </w:rPr>
+        <w:t>[Ans: N/A]</w:t>
+      </w:r>
+    </w:p>
+    <w:p>
+      <w:pPr>
+        <w:pStyle w:val="ListBullet"/>
+        <w:spacing w:after="40"/>
+      </w:pPr>
+      <w:r>
+        <w:rPr>
+          <w:b/>
+          <w:sz w:val="18"/>
+        </w:rPr>
+        <w:t xml:space="preserve">[2024 Shift] Q#3 (MCQ): </w:t>
+      </w:r>
+      <w:r>
+        <w:rPr>
+          <w:sz w:val="18"/>
+        </w:rPr>
+        <w:t xml:space="preserve">"Propanone and propanal are..."  </w:t>
+      </w:r>
+      <w:r>
+        <w:rPr>
+          <w:b/>
+          <w:color w:val="2B6CB0"/>
+          <w:sz w:val="18"/>
+        </w:rPr>
+        <w:t>[Ans: N/A]</w:t>
+      </w:r>
+    </w:p>
+    <w:p>
+      <w:pPr>
+        <w:spacing w:after="120"/>
+      </w:pPr>
+    </w:p>
+    <w:p>
+      <w:pPr>
+        <w:pStyle w:val="Heading2"/>
+      </w:pPr>
+      <w:r>
+        <w:rPr>
+          <w:color w:val="2B6CB0"/>
+          <w:sz w:val="24"/>
+        </w:rPr>
+        <w:t>3.2 Stereoisomerism: Geometrical &amp; Optical Isomerism (Moderate Yield — 3 PYQs)</w:t>
+      </w:r>
+    </w:p>
+    <w:p>
+      <w:r>
+        <w:rPr>
+          <w:b/>
+          <w:sz w:val="20"/>
+        </w:rPr>
+        <w:t xml:space="preserve">Core Principle: </w:t>
+      </w:r>
+      <w:r>
+        <w:rPr>
+          <w:sz w:val="20"/>
+        </w:rPr>
+        <w:t>Geometrical isomerism (cis/trans) arises due to restricted rotation about &gt; extC=C&lt; or ring with two different groups on each carbon. Optical isomerism requires non-superimposable mirror images (chiral center with 4 different groups, lack of plane of symmetry).</w:t>
+      </w:r>
+    </w:p>
+    <w:tbl>
+      <w:tblPr>
+        <w:tblW w:type="auto" w:w="0"/>
+        <w:jc w:val="center"/>
+        <w:tblLook w:firstColumn="1" w:firstRow="1" w:lastColumn="0" w:lastRow="0" w:noHBand="0" w:noVBand="1" w:val="04A0"/>
+      </w:tblPr>
+      <w:tblGrid>
+        <w:gridCol w:w="10080"/>
+      </w:tblGrid>
+      <w:tr>
+        <w:tc>
+          <w:tcPr>
+            <w:tcW w:type="dxa" w:w="10080"/>
+            <w:shd w:fill="FFF5F5"/>
+            <w:tcMar>
+              <w:top w:w="100" w:type="dxa"/>
+              <w:bottom w:w="100" w:type="dxa"/>
+              <w:left w:w="150" w:type="dxa"/>
+              <w:right w:w="150" w:type="dxa"/>
+            </w:tcMar>
+          </w:tcPr>
+          <w:p>
+            <w:r>
+              <w:rPr>
+                <w:b/>
+                <w:color w:val="C53030"/>
+                <w:sz w:val="19"/>
+              </w:rPr>
+              <w:t xml:space="preserve">⚠️ Common Trap / JEE Pitfall: </w:t>
+            </w:r>
+            <w:r>
+              <w:rPr>
+                <w:color w:val="2D3748"/>
+                <w:sz w:val="19"/>
+              </w:rPr>
+              <w:t>Propene cannot show geometrical isomerism because one of the double-bonded carbons has two identical hydrogens.</w:t>
+            </w:r>
+          </w:p>
+        </w:tc>
+      </w:tr>
+    </w:tbl>
+    <w:tbl>
+      <w:tblPr>
+        <w:tblW w:type="auto" w:w="0"/>
+        <w:jc w:val="center"/>
+        <w:tblLook w:firstColumn="1" w:firstRow="1" w:lastColumn="0" w:lastRow="0" w:noHBand="0" w:noVBand="1" w:val="04A0"/>
+      </w:tblPr>
+      <w:tblGrid>
+        <w:gridCol w:w="10080"/>
+      </w:tblGrid>
+      <w:tr>
+        <w:tc>
+          <w:tcPr>
+            <w:tcW w:type="dxa" w:w="10080"/>
+            <w:shd w:fill="F0FFF4"/>
+            <w:tcMar>
+              <w:top w:w="100" w:type="dxa"/>
+              <w:bottom w:w="100" w:type="dxa"/>
+              <w:left w:w="150" w:type="dxa"/>
+              <w:right w:w="150" w:type="dxa"/>
+            </w:tcMar>
+          </w:tcPr>
+          <w:p>
+            <w:r>
+              <w:rPr>
+                <w:b/>
+                <w:color w:val="276749"/>
+                <w:sz w:val="19"/>
+              </w:rPr>
+              <w:t xml:space="preserve">💡 Speed Hack / Trick: </w:t>
+            </w:r>
+            <w:r>
+              <w:rPr>
+                <w:color w:val="2D3748"/>
+                <w:sz w:val="19"/>
+              </w:rPr>
+              <w:t>Meso compounds contain chiral carbons but possess an internal plane of symmetry, making them optically inactive.</w:t>
+            </w:r>
+          </w:p>
+        </w:tc>
+      </w:tr>
+    </w:tbl>
+    <w:p>
+      <w:pPr>
+        <w:spacing w:before="120" w:after="40"/>
+      </w:pPr>
+      <w:r>
+        <w:rPr>
+          <w:b/>
+          <w:color w:val="1A365D"/>
+          <w:sz w:val="19"/>
+        </w:rPr>
+        <w:t>Source PYQs testing this concept:</w:t>
+      </w:r>
+    </w:p>
+    <w:p>
+      <w:pPr>
+        <w:pStyle w:val="ListBullet"/>
+        <w:spacing w:after="40"/>
+      </w:pPr>
+      <w:r>
+        <w:rPr>
+          <w:b/>
+          <w:sz w:val="18"/>
+        </w:rPr>
+        <w:t xml:space="preserve">[2023 Shift] Q#4 (MCQ): </w:t>
+      </w:r>
+      <w:r>
+        <w:rPr>
+          <w:sz w:val="18"/>
+        </w:rPr>
+        <w:t xml:space="preserve">"A pair of compounds having the same boiling points are..."  </w:t>
+      </w:r>
+      <w:r>
+        <w:rPr>
+          <w:b/>
+          <w:color w:val="2B6CB0"/>
+          <w:sz w:val="18"/>
+        </w:rPr>
+        <w:t>[Ans: N/A]</w:t>
+      </w:r>
+    </w:p>
+    <w:p>
+      <w:pPr>
+        <w:pStyle w:val="ListBullet"/>
+        <w:spacing w:after="40"/>
+      </w:pPr>
+      <w:r>
+        <w:rPr>
+          <w:b/>
+          <w:sz w:val="18"/>
+        </w:rPr>
+        <w:t xml:space="preserve">[2018 Shift] Q#3 (MCQ): </w:t>
+      </w:r>
+      <w:r>
+        <w:rPr>
+          <w:sz w:val="18"/>
+        </w:rPr>
+        <w:t xml:space="preserve">"Identify the following compound which exhibits geometrical isomerism..."  </w:t>
+      </w:r>
+      <w:r>
+        <w:rPr>
+          <w:b/>
+          <w:color w:val="2B6CB0"/>
+          <w:sz w:val="18"/>
+        </w:rPr>
+        <w:t>[Ans: A]</w:t>
+      </w:r>
+    </w:p>
+    <w:p>
+      <w:pPr>
+        <w:pStyle w:val="ListBullet"/>
+        <w:spacing w:after="40"/>
+      </w:pPr>
+      <w:r>
+        <w:rPr>
+          <w:b/>
+          <w:sz w:val="18"/>
+        </w:rPr>
+        <w:t xml:space="preserve">[2018 Shift] Q#4 (MCQ): </w:t>
+      </w:r>
+      <w:r>
+        <w:rPr>
+          <w:sz w:val="18"/>
+        </w:rPr>
+        <w:t xml:space="preserve">"The two forms of D-glucopyranose are called..."  </w:t>
       </w:r>
       <w:r>
         <w:rPr>
